--- a/преддипломная практика.docx
+++ b/преддипломная практика.docx
@@ -53,10 +53,11 @@
             <w:ind w:left="0" w:firstLine="709"/>
             <w:jc w:val="both"/>
             <w:rPr>
-              <w:rFonts w:ascii="Times New Roman" w:hAnsi="Times New Roman" w:cs="Times New Roman"/>
+              <w:rFonts w:ascii="Times New Roman" w:eastAsiaTheme="minorEastAsia" w:hAnsi="Times New Roman" w:cs="Times New Roman"/>
               <w:noProof/>
               <w:sz w:val="28"/>
               <w:szCs w:val="28"/>
+              <w:lang w:eastAsia="ru-RU"/>
             </w:rPr>
           </w:pPr>
           <w:r>
@@ -83,7 +84,7 @@
             </w:rPr>
             <w:fldChar w:fldCharType="separate"/>
           </w:r>
-          <w:hyperlink w:anchor="_Toc229615430" w:history="1">
+          <w:hyperlink w:anchor="_Toc229644380" w:history="1">
             <w:r>
               <w:rPr>
                 <w:rStyle w:val="aa"/>
@@ -122,7 +123,7 @@
                 <w:sz w:val="28"/>
                 <w:szCs w:val="28"/>
               </w:rPr>
-              <w:instrText xml:space="preserve"> PAGEREF _Toc229615430 \h </w:instrText>
+              <w:instrText xml:space="preserve"> PAGEREF _Toc229644380 \h </w:instrText>
             </w:r>
             <w:r>
               <w:rPr>
@@ -175,13 +176,14 @@
             <w:ind w:left="0" w:firstLine="709"/>
             <w:jc w:val="both"/>
             <w:rPr>
-              <w:rFonts w:ascii="Times New Roman" w:hAnsi="Times New Roman" w:cs="Times New Roman"/>
+              <w:rFonts w:ascii="Times New Roman" w:eastAsiaTheme="minorEastAsia" w:hAnsi="Times New Roman" w:cs="Times New Roman"/>
               <w:noProof/>
               <w:sz w:val="28"/>
               <w:szCs w:val="28"/>
+              <w:lang w:eastAsia="ru-RU"/>
             </w:rPr>
           </w:pPr>
-          <w:hyperlink w:anchor="_Toc229615431" w:history="1">
+          <w:hyperlink w:anchor="_Toc229644381" w:history="1">
             <w:r>
               <w:rPr>
                 <w:rStyle w:val="aa"/>
@@ -220,7 +222,7 @@
                 <w:sz w:val="28"/>
                 <w:szCs w:val="28"/>
               </w:rPr>
-              <w:instrText xml:space="preserve"> PAGEREF _Toc229615431 \h </w:instrText>
+              <w:instrText xml:space="preserve"> PAGEREF _Toc229644381 \h </w:instrText>
             </w:r>
             <w:r>
               <w:rPr>
@@ -273,13 +275,14 @@
             <w:ind w:left="0" w:firstLine="709"/>
             <w:jc w:val="both"/>
             <w:rPr>
-              <w:rFonts w:ascii="Times New Roman" w:hAnsi="Times New Roman" w:cs="Times New Roman"/>
+              <w:rFonts w:ascii="Times New Roman" w:eastAsiaTheme="minorEastAsia" w:hAnsi="Times New Roman" w:cs="Times New Roman"/>
               <w:noProof/>
               <w:sz w:val="28"/>
               <w:szCs w:val="28"/>
+              <w:lang w:eastAsia="ru-RU"/>
             </w:rPr>
           </w:pPr>
-          <w:hyperlink w:anchor="_Toc229615432" w:history="1">
+          <w:hyperlink w:anchor="_Toc229644382" w:history="1">
             <w:r>
               <w:rPr>
                 <w:rStyle w:val="aa"/>
@@ -289,7 +292,7 @@
                 <w:szCs w:val="28"/>
                 <w:lang w:eastAsia="ru-RU"/>
               </w:rPr>
-              <w:t>Глава 1.3. Используемые технологии и типовые компоненты</w:t>
+              <w:t>1.3. Используемые технологии и типовые компоненты</w:t>
             </w:r>
             <w:r>
               <w:rPr>
@@ -319,7 +322,7 @@
                 <w:sz w:val="28"/>
                 <w:szCs w:val="28"/>
               </w:rPr>
-              <w:instrText xml:space="preserve"> PAGEREF _Toc229615432 \h </w:instrText>
+              <w:instrText xml:space="preserve"> PAGEREF _Toc229644382 \h </w:instrText>
             </w:r>
             <w:r>
               <w:rPr>
@@ -372,13 +375,14 @@
             <w:ind w:left="0" w:firstLine="709"/>
             <w:jc w:val="both"/>
             <w:rPr>
-              <w:rFonts w:ascii="Times New Roman" w:hAnsi="Times New Roman" w:cs="Times New Roman"/>
+              <w:rFonts w:ascii="Times New Roman" w:eastAsiaTheme="minorEastAsia" w:hAnsi="Times New Roman" w:cs="Times New Roman"/>
               <w:noProof/>
               <w:sz w:val="28"/>
               <w:szCs w:val="28"/>
+              <w:lang w:eastAsia="ru-RU"/>
             </w:rPr>
           </w:pPr>
-          <w:hyperlink w:anchor="_Toc229615433" w:history="1">
+          <w:hyperlink w:anchor="_Toc229644383" w:history="1">
             <w:r>
               <w:rPr>
                 <w:rStyle w:val="aa"/>
@@ -418,7 +422,7 @@
                 <w:sz w:val="28"/>
                 <w:szCs w:val="28"/>
               </w:rPr>
-              <w:instrText xml:space="preserve"> PAGEREF _Toc229615433 \h </w:instrText>
+              <w:instrText xml:space="preserve"> PAGEREF _Toc229644383 \h </w:instrText>
             </w:r>
             <w:r>
               <w:rPr>
@@ -471,13 +475,14 @@
             <w:ind w:left="0" w:firstLine="709"/>
             <w:jc w:val="both"/>
             <w:rPr>
-              <w:rFonts w:ascii="Times New Roman" w:hAnsi="Times New Roman" w:cs="Times New Roman"/>
+              <w:rFonts w:ascii="Times New Roman" w:eastAsiaTheme="minorEastAsia" w:hAnsi="Times New Roman" w:cs="Times New Roman"/>
               <w:noProof/>
               <w:sz w:val="28"/>
               <w:szCs w:val="28"/>
+              <w:lang w:eastAsia="ru-RU"/>
             </w:rPr>
           </w:pPr>
-          <w:hyperlink w:anchor="_Toc229615434" w:history="1">
+          <w:hyperlink w:anchor="_Toc229644384" w:history="1">
             <w:r>
               <w:rPr>
                 <w:rStyle w:val="aa"/>
@@ -516,7 +521,7 @@
                 <w:sz w:val="28"/>
                 <w:szCs w:val="28"/>
               </w:rPr>
-              <w:instrText xml:space="preserve"> PAGEREF _Toc229615434 \h </w:instrText>
+              <w:instrText xml:space="preserve"> PAGEREF _Toc229644384 \h </w:instrText>
             </w:r>
             <w:r>
               <w:rPr>
@@ -569,13 +574,14 @@
             <w:ind w:left="0" w:firstLine="709"/>
             <w:jc w:val="both"/>
             <w:rPr>
-              <w:rFonts w:ascii="Times New Roman" w:hAnsi="Times New Roman" w:cs="Times New Roman"/>
+              <w:rFonts w:ascii="Times New Roman" w:eastAsiaTheme="minorEastAsia" w:hAnsi="Times New Roman" w:cs="Times New Roman"/>
               <w:noProof/>
               <w:sz w:val="28"/>
               <w:szCs w:val="28"/>
+              <w:lang w:eastAsia="ru-RU"/>
             </w:rPr>
           </w:pPr>
-          <w:hyperlink w:anchor="_Toc229615435" w:history="1">
+          <w:hyperlink w:anchor="_Toc229644385" w:history="1">
             <w:r>
               <w:rPr>
                 <w:rStyle w:val="aa"/>
@@ -614,7 +620,7 @@
                 <w:sz w:val="28"/>
                 <w:szCs w:val="28"/>
               </w:rPr>
-              <w:instrText xml:space="preserve"> PAGEREF _Toc229615435 \h </w:instrText>
+              <w:instrText xml:space="preserve"> PAGEREF _Toc229644385 \h </w:instrText>
             </w:r>
             <w:r>
               <w:rPr>
@@ -667,13 +673,14 @@
             <w:ind w:left="0" w:firstLine="709"/>
             <w:jc w:val="both"/>
             <w:rPr>
-              <w:rFonts w:ascii="Times New Roman" w:hAnsi="Times New Roman" w:cs="Times New Roman"/>
+              <w:rFonts w:ascii="Times New Roman" w:eastAsiaTheme="minorEastAsia" w:hAnsi="Times New Roman" w:cs="Times New Roman"/>
               <w:noProof/>
               <w:sz w:val="28"/>
               <w:szCs w:val="28"/>
+              <w:lang w:eastAsia="ru-RU"/>
             </w:rPr>
           </w:pPr>
-          <w:hyperlink w:anchor="_Toc229615436" w:history="1">
+          <w:hyperlink w:anchor="_Toc229644386" w:history="1">
             <w:r>
               <w:rPr>
                 <w:rStyle w:val="aa"/>
@@ -712,7 +719,7 @@
                 <w:sz w:val="28"/>
                 <w:szCs w:val="28"/>
               </w:rPr>
-              <w:instrText xml:space="preserve"> PAGEREF _Toc229615436 \h </w:instrText>
+              <w:instrText xml:space="preserve"> PAGEREF _Toc229644386 \h </w:instrText>
             </w:r>
             <w:r>
               <w:rPr>
@@ -765,13 +772,14 @@
             <w:ind w:left="0" w:firstLine="709"/>
             <w:jc w:val="both"/>
             <w:rPr>
-              <w:rFonts w:ascii="Times New Roman" w:hAnsi="Times New Roman" w:cs="Times New Roman"/>
+              <w:rFonts w:ascii="Times New Roman" w:eastAsiaTheme="minorEastAsia" w:hAnsi="Times New Roman" w:cs="Times New Roman"/>
               <w:noProof/>
               <w:sz w:val="28"/>
               <w:szCs w:val="28"/>
+              <w:lang w:eastAsia="ru-RU"/>
             </w:rPr>
           </w:pPr>
-          <w:hyperlink w:anchor="_Toc229615437" w:history="1">
+          <w:hyperlink w:anchor="_Toc229644387" w:history="1">
             <w:r>
               <w:rPr>
                 <w:rStyle w:val="aa"/>
@@ -810,7 +818,7 @@
                 <w:sz w:val="28"/>
                 <w:szCs w:val="28"/>
               </w:rPr>
-              <w:instrText xml:space="preserve"> PAGEREF _Toc229615437 \h </w:instrText>
+              <w:instrText xml:space="preserve"> PAGEREF _Toc229644387 \h </w:instrText>
             </w:r>
             <w:r>
               <w:rPr>
@@ -863,13 +871,14 @@
             <w:ind w:left="0" w:firstLine="709"/>
             <w:jc w:val="both"/>
             <w:rPr>
-              <w:rFonts w:ascii="Times New Roman" w:hAnsi="Times New Roman" w:cs="Times New Roman"/>
+              <w:rFonts w:ascii="Times New Roman" w:eastAsiaTheme="minorEastAsia" w:hAnsi="Times New Roman" w:cs="Times New Roman"/>
               <w:noProof/>
               <w:sz w:val="28"/>
               <w:szCs w:val="28"/>
+              <w:lang w:eastAsia="ru-RU"/>
             </w:rPr>
           </w:pPr>
-          <w:hyperlink w:anchor="_Toc229615438" w:history="1">
+          <w:hyperlink w:anchor="_Toc229644388" w:history="1">
             <w:r>
               <w:rPr>
                 <w:rStyle w:val="aa"/>
@@ -908,7 +917,7 @@
                 <w:sz w:val="28"/>
                 <w:szCs w:val="28"/>
               </w:rPr>
-              <w:instrText xml:space="preserve"> PAGEREF _Toc229615438 \h </w:instrText>
+              <w:instrText xml:space="preserve"> PAGEREF _Toc229644388 \h </w:instrText>
             </w:r>
             <w:r>
               <w:rPr>
@@ -961,13 +970,14 @@
             <w:ind w:left="0" w:firstLine="709"/>
             <w:jc w:val="both"/>
             <w:rPr>
-              <w:rFonts w:ascii="Times New Roman" w:hAnsi="Times New Roman" w:cs="Times New Roman"/>
+              <w:rFonts w:ascii="Times New Roman" w:eastAsiaTheme="minorEastAsia" w:hAnsi="Times New Roman" w:cs="Times New Roman"/>
               <w:noProof/>
               <w:sz w:val="28"/>
               <w:szCs w:val="28"/>
+              <w:lang w:eastAsia="ru-RU"/>
             </w:rPr>
           </w:pPr>
-          <w:hyperlink w:anchor="_Toc229615439" w:history="1">
+          <w:hyperlink w:anchor="_Toc229644389" w:history="1">
             <w:r>
               <w:rPr>
                 <w:rStyle w:val="aa"/>
@@ -1006,7 +1016,7 @@
                 <w:sz w:val="28"/>
                 <w:szCs w:val="28"/>
               </w:rPr>
-              <w:instrText xml:space="preserve"> PAGEREF _Toc229615439 \h </w:instrText>
+              <w:instrText xml:space="preserve"> PAGEREF _Toc229644389 \h </w:instrText>
             </w:r>
             <w:r>
               <w:rPr>
@@ -1059,13 +1069,14 @@
             <w:ind w:left="0" w:firstLine="709"/>
             <w:jc w:val="both"/>
             <w:rPr>
-              <w:rFonts w:ascii="Times New Roman" w:hAnsi="Times New Roman" w:cs="Times New Roman"/>
+              <w:rFonts w:ascii="Times New Roman" w:eastAsiaTheme="minorEastAsia" w:hAnsi="Times New Roman" w:cs="Times New Roman"/>
               <w:noProof/>
               <w:sz w:val="28"/>
               <w:szCs w:val="28"/>
+              <w:lang w:eastAsia="ru-RU"/>
             </w:rPr>
           </w:pPr>
-          <w:hyperlink w:anchor="_Toc229615440" w:history="1">
+          <w:hyperlink w:anchor="_Toc229644390" w:history="1">
             <w:r>
               <w:rPr>
                 <w:rStyle w:val="aa"/>
@@ -1105,7 +1116,7 @@
                 <w:sz w:val="28"/>
                 <w:szCs w:val="28"/>
               </w:rPr>
-              <w:instrText xml:space="preserve"> PAGEREF _Toc229615440 \h </w:instrText>
+              <w:instrText xml:space="preserve"> PAGEREF _Toc229644390 \h </w:instrText>
             </w:r>
             <w:r>
               <w:rPr>
@@ -1158,13 +1169,14 @@
             <w:ind w:left="0" w:firstLine="709"/>
             <w:jc w:val="both"/>
             <w:rPr>
-              <w:rFonts w:ascii="Times New Roman" w:hAnsi="Times New Roman" w:cs="Times New Roman"/>
+              <w:rFonts w:ascii="Times New Roman" w:eastAsiaTheme="minorEastAsia" w:hAnsi="Times New Roman" w:cs="Times New Roman"/>
               <w:noProof/>
               <w:sz w:val="28"/>
               <w:szCs w:val="28"/>
+              <w:lang w:eastAsia="ru-RU"/>
             </w:rPr>
           </w:pPr>
-          <w:hyperlink w:anchor="_Toc229615441" w:history="1">
+          <w:hyperlink w:anchor="_Toc229644391" w:history="1">
             <w:r>
               <w:rPr>
                 <w:rStyle w:val="aa"/>
@@ -1203,7 +1215,7 @@
                 <w:sz w:val="28"/>
                 <w:szCs w:val="28"/>
               </w:rPr>
-              <w:instrText xml:space="preserve"> PAGEREF _Toc229615441 \h </w:instrText>
+              <w:instrText xml:space="preserve"> PAGEREF _Toc229644391 \h </w:instrText>
             </w:r>
             <w:r>
               <w:rPr>
@@ -1256,13 +1268,14 @@
             <w:ind w:left="0" w:firstLine="709"/>
             <w:jc w:val="both"/>
             <w:rPr>
-              <w:rFonts w:ascii="Times New Roman" w:hAnsi="Times New Roman" w:cs="Times New Roman"/>
+              <w:rFonts w:ascii="Times New Roman" w:eastAsiaTheme="minorEastAsia" w:hAnsi="Times New Roman" w:cs="Times New Roman"/>
               <w:noProof/>
               <w:sz w:val="28"/>
               <w:szCs w:val="28"/>
+              <w:lang w:eastAsia="ru-RU"/>
             </w:rPr>
           </w:pPr>
-          <w:hyperlink w:anchor="_Toc229615442" w:history="1">
+          <w:hyperlink w:anchor="_Toc229644392" w:history="1">
             <w:r>
               <w:rPr>
                 <w:rStyle w:val="aa"/>
@@ -1301,7 +1314,7 @@
                 <w:sz w:val="28"/>
                 <w:szCs w:val="28"/>
               </w:rPr>
-              <w:instrText xml:space="preserve"> PAGEREF _Toc229615442 \h </w:instrText>
+              <w:instrText xml:space="preserve"> PAGEREF _Toc229644392 \h </w:instrText>
             </w:r>
             <w:r>
               <w:rPr>
@@ -1354,13 +1367,14 @@
             <w:ind w:left="0" w:firstLine="709"/>
             <w:jc w:val="both"/>
             <w:rPr>
-              <w:rFonts w:ascii="Times New Roman" w:hAnsi="Times New Roman" w:cs="Times New Roman"/>
+              <w:rFonts w:ascii="Times New Roman" w:eastAsiaTheme="minorEastAsia" w:hAnsi="Times New Roman" w:cs="Times New Roman"/>
               <w:noProof/>
               <w:sz w:val="28"/>
               <w:szCs w:val="28"/>
+              <w:lang w:eastAsia="ru-RU"/>
             </w:rPr>
           </w:pPr>
-          <w:hyperlink w:anchor="_Toc229615443" w:history="1">
+          <w:hyperlink w:anchor="_Toc229644393" w:history="1">
             <w:r>
               <w:rPr>
                 <w:rStyle w:val="aa"/>
@@ -1399,7 +1413,7 @@
                 <w:sz w:val="28"/>
                 <w:szCs w:val="28"/>
               </w:rPr>
-              <w:instrText xml:space="preserve"> PAGEREF _Toc229615443 \h </w:instrText>
+              <w:instrText xml:space="preserve"> PAGEREF _Toc229644393 \h </w:instrText>
             </w:r>
             <w:r>
               <w:rPr>
@@ -1452,13 +1466,14 @@
             <w:ind w:left="0" w:firstLine="709"/>
             <w:jc w:val="both"/>
             <w:rPr>
-              <w:rFonts w:ascii="Times New Roman" w:hAnsi="Times New Roman" w:cs="Times New Roman"/>
+              <w:rFonts w:ascii="Times New Roman" w:eastAsiaTheme="minorEastAsia" w:hAnsi="Times New Roman" w:cs="Times New Roman"/>
               <w:noProof/>
               <w:sz w:val="28"/>
               <w:szCs w:val="28"/>
+              <w:lang w:eastAsia="ru-RU"/>
             </w:rPr>
           </w:pPr>
-          <w:hyperlink w:anchor="_Toc229615444" w:history="1">
+          <w:hyperlink w:anchor="_Toc229644394" w:history="1">
             <w:r>
               <w:rPr>
                 <w:rStyle w:val="aa"/>
@@ -1497,7 +1512,7 @@
                 <w:sz w:val="28"/>
                 <w:szCs w:val="28"/>
               </w:rPr>
-              <w:instrText xml:space="preserve"> PAGEREF _Toc229615444 \h </w:instrText>
+              <w:instrText xml:space="preserve"> PAGEREF _Toc229644394 \h </w:instrText>
             </w:r>
             <w:r>
               <w:rPr>
@@ -1550,13 +1565,14 @@
             <w:ind w:left="0" w:firstLine="709"/>
             <w:jc w:val="both"/>
             <w:rPr>
-              <w:rFonts w:ascii="Times New Roman" w:hAnsi="Times New Roman" w:cs="Times New Roman"/>
+              <w:rFonts w:ascii="Times New Roman" w:eastAsiaTheme="minorEastAsia" w:hAnsi="Times New Roman" w:cs="Times New Roman"/>
               <w:noProof/>
               <w:sz w:val="28"/>
               <w:szCs w:val="28"/>
+              <w:lang w:eastAsia="ru-RU"/>
             </w:rPr>
           </w:pPr>
-          <w:hyperlink w:anchor="_Toc229615445" w:history="1">
+          <w:hyperlink w:anchor="_Toc229644395" w:history="1">
             <w:r>
               <w:rPr>
                 <w:rStyle w:val="aa"/>
@@ -1595,7 +1611,7 @@
                 <w:sz w:val="28"/>
                 <w:szCs w:val="28"/>
               </w:rPr>
-              <w:instrText xml:space="preserve"> PAGEREF _Toc229615445 \h </w:instrText>
+              <w:instrText xml:space="preserve"> PAGEREF _Toc229644395 \h </w:instrText>
             </w:r>
             <w:r>
               <w:rPr>
@@ -1648,13 +1664,14 @@
             <w:ind w:left="0" w:firstLine="709"/>
             <w:jc w:val="both"/>
             <w:rPr>
-              <w:rFonts w:ascii="Times New Roman" w:hAnsi="Times New Roman" w:cs="Times New Roman"/>
+              <w:rFonts w:ascii="Times New Roman" w:eastAsiaTheme="minorEastAsia" w:hAnsi="Times New Roman" w:cs="Times New Roman"/>
               <w:noProof/>
               <w:sz w:val="28"/>
               <w:szCs w:val="28"/>
+              <w:lang w:eastAsia="ru-RU"/>
             </w:rPr>
           </w:pPr>
-          <w:hyperlink w:anchor="_Toc229615446" w:history="1">
+          <w:hyperlink w:anchor="_Toc229644396" w:history="1">
             <w:r>
               <w:rPr>
                 <w:rStyle w:val="aa"/>
@@ -1693,7 +1710,7 @@
                 <w:sz w:val="28"/>
                 <w:szCs w:val="28"/>
               </w:rPr>
-              <w:instrText xml:space="preserve"> PAGEREF _Toc229615446 \h </w:instrText>
+              <w:instrText xml:space="preserve"> PAGEREF _Toc229644396 \h </w:instrText>
             </w:r>
             <w:r>
               <w:rPr>
@@ -1746,13 +1763,14 @@
             <w:ind w:left="0" w:firstLine="709"/>
             <w:jc w:val="both"/>
             <w:rPr>
-              <w:rFonts w:ascii="Times New Roman" w:hAnsi="Times New Roman" w:cs="Times New Roman"/>
+              <w:rFonts w:ascii="Times New Roman" w:eastAsiaTheme="minorEastAsia" w:hAnsi="Times New Roman" w:cs="Times New Roman"/>
               <w:noProof/>
               <w:sz w:val="28"/>
               <w:szCs w:val="28"/>
+              <w:lang w:eastAsia="ru-RU"/>
             </w:rPr>
           </w:pPr>
-          <w:hyperlink w:anchor="_Toc229615447" w:history="1">
+          <w:hyperlink w:anchor="_Toc229644397" w:history="1">
             <w:r>
               <w:rPr>
                 <w:rStyle w:val="aa"/>
@@ -1791,7 +1809,7 @@
                 <w:sz w:val="28"/>
                 <w:szCs w:val="28"/>
               </w:rPr>
-              <w:instrText xml:space="preserve"> PAGEREF _Toc229615447 \h </w:instrText>
+              <w:instrText xml:space="preserve"> PAGEREF _Toc229644397 \h </w:instrText>
             </w:r>
             <w:r>
               <w:rPr>
@@ -1872,13 +1890,15 @@
     </w:p>
     <w:p>
       <w:pPr>
+        <w:spacing w:after="0" w:line="360" w:lineRule="auto"/>
+        <w:ind w:firstLine="709"/>
+        <w:jc w:val="both"/>
         <w:rPr>
           <w:rFonts w:ascii="Times New Roman" w:eastAsiaTheme="majorEastAsia" w:hAnsi="Times New Roman" w:cs="Times New Roman"/>
           <w:sz w:val="28"/>
           <w:szCs w:val="28"/>
         </w:rPr>
       </w:pPr>
-      <w:bookmarkStart w:id="0" w:name="_Toc229615430"/>
       <w:r>
         <w:rPr>
           <w:rFonts w:ascii="Times New Roman" w:hAnsi="Times New Roman" w:cs="Times New Roman"/>
@@ -1900,6 +1920,7 @@
           <w:szCs w:val="28"/>
         </w:rPr>
       </w:pPr>
+      <w:bookmarkStart w:id="0" w:name="_Toc229644380"/>
       <w:r>
         <w:rPr>
           <w:rFonts w:ascii="Times New Roman" w:hAnsi="Times New Roman" w:cs="Times New Roman"/>
@@ -3572,7 +3593,7 @@
           <w:szCs w:val="28"/>
         </w:rPr>
       </w:pPr>
-      <w:bookmarkStart w:id="1" w:name="_Toc229615431"/>
+      <w:bookmarkStart w:id="1" w:name="_Toc229644381"/>
       <w:r>
         <w:rPr>
           <w:rFonts w:ascii="Times New Roman" w:hAnsi="Times New Roman" w:cs="Times New Roman"/>
@@ -9554,7 +9575,7 @@
           <w:lang w:eastAsia="ru-RU"/>
         </w:rPr>
       </w:pPr>
-      <w:bookmarkStart w:id="2" w:name="_Toc229615432"/>
+      <w:bookmarkStart w:id="2" w:name="_Toc229644382"/>
       <w:r>
         <w:rPr>
           <w:rFonts w:ascii="Times New Roman" w:eastAsia="Times New Roman" w:hAnsi="Times New Roman" w:cs="Times New Roman"/>
@@ -9564,16 +9585,6 @@
           <w:lang w:eastAsia="ru-RU"/>
         </w:rPr>
         <w:lastRenderedPageBreak/>
-        <w:t xml:space="preserve">Глава </w:t>
-      </w:r>
-      <w:r>
-        <w:rPr>
-          <w:rFonts w:ascii="Times New Roman" w:eastAsia="Times New Roman" w:hAnsi="Times New Roman" w:cs="Times New Roman"/>
-          <w:color w:val="auto"/>
-          <w:sz w:val="28"/>
-          <w:szCs w:val="28"/>
-          <w:lang w:eastAsia="ru-RU"/>
-        </w:rPr>
         <w:t>1</w:t>
       </w:r>
       <w:r>
@@ -14807,7 +14818,7 @@
           <w:lang w:eastAsia="ru-RU"/>
         </w:rPr>
       </w:pPr>
-      <w:bookmarkStart w:id="3" w:name="_Toc229615433"/>
+      <w:bookmarkStart w:id="3" w:name="_Toc229644383"/>
       <w:r>
         <w:rPr>
           <w:rFonts w:ascii="Times New Roman" w:eastAsia="Times New Roman" w:hAnsi="Times New Roman" w:cs="Times New Roman"/>
@@ -15010,7 +15021,7 @@
           <w:szCs w:val="28"/>
         </w:rPr>
       </w:pPr>
-      <w:bookmarkStart w:id="4" w:name="_Toc229615434"/>
+      <w:bookmarkStart w:id="4" w:name="_Toc229644384"/>
       <w:r>
         <w:rPr>
           <w:rStyle w:val="a3"/>
@@ -15851,7 +15862,7 @@
           <w:szCs w:val="28"/>
         </w:rPr>
       </w:pPr>
-      <w:bookmarkStart w:id="5" w:name="_Toc229615435"/>
+      <w:bookmarkStart w:id="5" w:name="_Toc229644385"/>
       <w:r>
         <w:rPr>
           <w:rStyle w:val="a3"/>
@@ -17577,7 +17588,7 @@
         </w:rPr>
       </w:pPr>
       <w:bookmarkStart w:id="6" w:name="_Hlk228992134"/>
-      <w:bookmarkStart w:id="7" w:name="_Toc229615436"/>
+      <w:bookmarkStart w:id="7" w:name="_Toc229644386"/>
       <w:r>
         <w:rPr>
           <w:rStyle w:val="a3"/>
@@ -18172,7 +18183,7 @@
           <w:szCs w:val="28"/>
         </w:rPr>
       </w:pPr>
-      <w:bookmarkStart w:id="8" w:name="_Toc229615437"/>
+      <w:bookmarkStart w:id="8" w:name="_Toc229644387"/>
       <w:r>
         <w:rPr>
           <w:rStyle w:val="a3"/>
@@ -18581,7 +18592,7 @@
           <w:szCs w:val="28"/>
         </w:rPr>
       </w:pPr>
-      <w:bookmarkStart w:id="9" w:name="_Toc229615438"/>
+      <w:bookmarkStart w:id="9" w:name="_Toc229644388"/>
       <w:r>
         <w:rPr>
           <w:rStyle w:val="a3"/>
@@ -19077,7 +19088,7 @@
           <w:szCs w:val="28"/>
         </w:rPr>
       </w:pPr>
-      <w:bookmarkStart w:id="10" w:name="_Toc229615439"/>
+      <w:bookmarkStart w:id="10" w:name="_Toc229644389"/>
       <w:r>
         <w:rPr>
           <w:rStyle w:val="a3"/>
@@ -23162,7 +23173,7 @@
           <w:lang w:eastAsia="ru-RU"/>
         </w:rPr>
       </w:pPr>
-      <w:bookmarkStart w:id="11" w:name="_Toc229615440"/>
+      <w:bookmarkStart w:id="11" w:name="_Toc229644390"/>
       <w:r>
         <w:rPr>
           <w:rFonts w:ascii="Times New Roman" w:eastAsia="Times New Roman" w:hAnsi="Times New Roman" w:cs="Times New Roman"/>
@@ -23958,7 +23969,7 @@
           <w:szCs w:val="28"/>
         </w:rPr>
       </w:pPr>
-      <w:bookmarkStart w:id="12" w:name="_Toc229615441"/>
+      <w:bookmarkStart w:id="12" w:name="_Toc229644391"/>
       <w:r>
         <w:rPr>
           <w:rFonts w:ascii="Times New Roman" w:hAnsi="Times New Roman" w:cs="Times New Roman"/>
@@ -27740,7 +27751,7 @@
           <w:szCs w:val="28"/>
         </w:rPr>
       </w:pPr>
-      <w:bookmarkStart w:id="13" w:name="_Toc229615442"/>
+      <w:bookmarkStart w:id="13" w:name="_Toc229644392"/>
       <w:r>
         <w:rPr>
           <w:rFonts w:ascii="Times New Roman" w:hAnsi="Times New Roman" w:cs="Times New Roman"/>
@@ -32050,7 +32061,7 @@
           <w:szCs w:val="28"/>
         </w:rPr>
       </w:pPr>
-      <w:bookmarkStart w:id="14" w:name="_Toc229615443"/>
+      <w:bookmarkStart w:id="14" w:name="_Toc229644393"/>
       <w:r>
         <w:rPr>
           <w:rFonts w:ascii="Times New Roman" w:hAnsi="Times New Roman" w:cs="Times New Roman"/>
@@ -37251,7 +37262,7 @@
           <w:szCs w:val="28"/>
         </w:rPr>
       </w:pPr>
-      <w:bookmarkStart w:id="15" w:name="_Toc229615444"/>
+      <w:bookmarkStart w:id="15" w:name="_Toc229644394"/>
       <w:r>
         <w:rPr>
           <w:rFonts w:ascii="Times New Roman" w:hAnsi="Times New Roman" w:cs="Times New Roman"/>
@@ -40242,7 +40253,7 @@
           <w:lang w:eastAsia="ru-RU"/>
         </w:rPr>
       </w:pPr>
-      <w:bookmarkStart w:id="16" w:name="_Toc229615445"/>
+      <w:bookmarkStart w:id="16" w:name="_Toc229644395"/>
       <w:r>
         <w:rPr>
           <w:rFonts w:ascii="Times New Roman" w:hAnsi="Times New Roman" w:cs="Times New Roman"/>
@@ -41293,7 +41304,7 @@
           <w:szCs w:val="28"/>
         </w:rPr>
       </w:pPr>
-      <w:bookmarkStart w:id="17" w:name="_Toc229615446"/>
+      <w:bookmarkStart w:id="17" w:name="_Toc229644396"/>
       <w:r>
         <w:rPr>
           <w:rFonts w:ascii="Times New Roman" w:hAnsi="Times New Roman" w:cs="Times New Roman"/>
@@ -42630,7 +42641,7 @@
           <w:szCs w:val="28"/>
         </w:rPr>
       </w:pPr>
-      <w:bookmarkStart w:id="18" w:name="_Toc229615447"/>
+      <w:bookmarkStart w:id="18" w:name="_Toc229644397"/>
       <w:r>
         <w:rPr>
           <w:rFonts w:ascii="Times New Roman" w:hAnsi="Times New Roman" w:cs="Times New Roman"/>
